--- a/assets/letterheads/Story3-Letterhead-4.docx
+++ b/assets/letterheads/Story3-Letterhead-4.docx
@@ -3419,21 +3419,7 @@
         <w:rPr>
           <w:rFonts w:ascii="Newsreader" w:eastAsia="Newsreader" w:hAnsi="Newsreader" w:cs="Newsreader"/>
         </w:rPr>
-        <w:t xml:space="preserve"> </w:t>
-      </w:r>
-      <w:proofErr w:type="spellStart"/>
-      <w:r>
-        <w:rPr>
-          <w:rFonts w:ascii="Newsreader" w:eastAsia="Newsreader" w:hAnsi="Newsreader" w:cs="Newsreader"/>
-        </w:rPr>
-        <w:t>ut</w:t>
-      </w:r>
-      <w:proofErr w:type="spellEnd"/>
-      <w:r>
-        <w:rPr>
-          <w:rFonts w:ascii="Newsreader" w:eastAsia="Newsreader" w:hAnsi="Newsreader" w:cs="Newsreader"/>
-        </w:rPr>
-        <w:t xml:space="preserve"> </w:t>
+        <w:t xml:space="preserve"> ut </w:t>
       </w:r>
       <w:proofErr w:type="spellStart"/>
       <w:r>
@@ -4135,6 +4121,66 @@
     </w:pPr>
     <w:r>
       <w:rPr>
+        <w:noProof/>
+      </w:rPr>
+      <w:drawing>
+        <wp:anchor distT="114300" distB="114300" distL="114300" distR="114300" simplePos="0" relativeHeight="251658240" behindDoc="1" locked="0" layoutInCell="1" hidden="0" allowOverlap="1" wp14:anchorId="3AC41CC0" wp14:editId="0EEB348B">
+          <wp:simplePos x="0" y="0"/>
+          <wp:positionH relativeFrom="column">
+            <wp:posOffset>-9267833</wp:posOffset>
+          </wp:positionH>
+          <wp:positionV relativeFrom="paragraph">
+            <wp:posOffset>-4769461</wp:posOffset>
+          </wp:positionV>
+          <wp:extent cx="18059745" cy="6949440"/>
+          <wp:effectExtent l="0" t="0" r="0" b="0"/>
+          <wp:wrapNone/>
+          <wp:docPr id="3" name="image3.png"/>
+          <wp:cNvGraphicFramePr>
+            <a:graphicFrameLocks xmlns:a="http://schemas.openxmlformats.org/drawingml/2006/main" noChangeAspect="1"/>
+          </wp:cNvGraphicFramePr>
+          <a:graphic xmlns:a="http://schemas.openxmlformats.org/drawingml/2006/main">
+            <a:graphicData uri="http://schemas.openxmlformats.org/drawingml/2006/picture">
+              <pic:pic xmlns:pic="http://schemas.openxmlformats.org/drawingml/2006/picture">
+                <pic:nvPicPr>
+                  <pic:cNvPr id="3" name="image3.png"/>
+                  <pic:cNvPicPr preferRelativeResize="0"/>
+                </pic:nvPicPr>
+                <pic:blipFill>
+                  <a:blip r:embed="rId1">
+                    <a:extLst>
+                      <a:ext uri="{96DAC541-7B7A-43D3-8B79-37D633B846F1}">
+                        <asvg:svgBlip xmlns:asvg="http://schemas.microsoft.com/office/drawing/2016/SVG/main" r:embed="rId2"/>
+                      </a:ext>
+                    </a:extLst>
+                  </a:blip>
+                  <a:stretch>
+                    <a:fillRect/>
+                  </a:stretch>
+                </pic:blipFill>
+                <pic:spPr>
+                  <a:xfrm>
+                    <a:off x="0" y="0"/>
+                    <a:ext cx="18059745" cy="6949440"/>
+                  </a:xfrm>
+                  <a:prstGeom prst="rect">
+                    <a:avLst/>
+                  </a:prstGeom>
+                </pic:spPr>
+              </pic:pic>
+            </a:graphicData>
+          </a:graphic>
+          <wp14:sizeRelH relativeFrom="margin">
+            <wp14:pctWidth>0</wp14:pctWidth>
+          </wp14:sizeRelH>
+          <wp14:sizeRelV relativeFrom="margin">
+            <wp14:pctHeight>0</wp14:pctHeight>
+          </wp14:sizeRelV>
+        </wp:anchor>
+      </w:drawing>
+    </w:r>
+    <w:r>
+      <w:rPr>
         <w:rFonts w:ascii="Newsreader Light" w:eastAsia="Newsreader Light" w:hAnsi="Newsreader Light" w:cs="Newsreader Light"/>
         <w:noProof/>
         <w:color w:val="031527"/>
@@ -4142,13 +4188,13 @@
         <w:szCs w:val="16"/>
       </w:rPr>
       <w:drawing>
-        <wp:anchor distT="114300" distB="114300" distL="114300" distR="114300" simplePos="0" relativeHeight="251659264" behindDoc="1" locked="0" layoutInCell="1" hidden="0" allowOverlap="1" wp14:anchorId="76E138C4" wp14:editId="08831BD0">
+        <wp:anchor distT="114300" distB="114300" distL="114300" distR="114300" simplePos="0" relativeHeight="251659264" behindDoc="1" locked="0" layoutInCell="1" hidden="0" allowOverlap="1" wp14:anchorId="76E138C4" wp14:editId="22724CC3">
           <wp:simplePos x="0" y="0"/>
           <wp:positionH relativeFrom="margin">
-            <wp:posOffset>3017520</wp:posOffset>
+            <wp:posOffset>3015574</wp:posOffset>
           </wp:positionH>
           <wp:positionV relativeFrom="margin">
-            <wp:posOffset>-888202</wp:posOffset>
+            <wp:posOffset>-885974</wp:posOffset>
           </wp:positionV>
           <wp:extent cx="1683385" cy="459740"/>
           <wp:effectExtent l="0" t="0" r="5715" b="0"/>
@@ -4159,12 +4205,18 @@
             <a:graphicData uri="http://schemas.openxmlformats.org/drawingml/2006/picture">
               <pic:pic xmlns:pic="http://schemas.openxmlformats.org/drawingml/2006/picture">
                 <pic:nvPicPr>
-                  <pic:cNvPr id="0" name="image2.png"/>
+                  <pic:cNvPr id="1" name="image2.png"/>
                   <pic:cNvPicPr preferRelativeResize="0"/>
                 </pic:nvPicPr>
-                <pic:blipFill>
-                  <a:blip r:embed="rId1"/>
-                  <a:srcRect l="-1415" t="-5488" r="-1415" b="-5488"/>
+                <pic:blipFill rotWithShape="1">
+                  <a:blip r:embed="rId3">
+                    <a:extLst>
+                      <a:ext uri="{96DAC541-7B7A-43D3-8B79-37D633B846F1}">
+                        <asvg:svgBlip xmlns:asvg="http://schemas.microsoft.com/office/drawing/2016/SVG/main" r:embed="rId4"/>
+                      </a:ext>
+                    </a:extLst>
+                  </a:blip>
+                  <a:srcRect t="-2915" b="-2913"/>
                   <a:stretch>
                     <a:fillRect/>
                   </a:stretch>
@@ -4177,57 +4229,6 @@
                   <a:prstGeom prst="rect">
                     <a:avLst/>
                   </a:prstGeom>
-                  <a:ln/>
-                </pic:spPr>
-              </pic:pic>
-            </a:graphicData>
-          </a:graphic>
-        </wp:anchor>
-      </w:drawing>
-    </w:r>
-    <w:r>
-      <w:rPr>
-        <w:noProof/>
-      </w:rPr>
-      <w:drawing>
-        <wp:anchor distT="114300" distB="114300" distL="114300" distR="114300" simplePos="0" relativeHeight="251658240" behindDoc="1" locked="0" layoutInCell="1" hidden="0" allowOverlap="1" wp14:anchorId="3AC41CC0" wp14:editId="108FC765">
-          <wp:simplePos x="0" y="0"/>
-          <wp:positionH relativeFrom="column">
-            <wp:posOffset>-548639</wp:posOffset>
-          </wp:positionH>
-          <wp:positionV relativeFrom="paragraph">
-            <wp:posOffset>-3200399</wp:posOffset>
-          </wp:positionV>
-          <wp:extent cx="9401175" cy="4691063"/>
-          <wp:effectExtent l="0" t="0" r="0" b="0"/>
-          <wp:wrapNone/>
-          <wp:docPr id="3" name="image3.png"/>
-          <wp:cNvGraphicFramePr/>
-          <a:graphic xmlns:a="http://schemas.openxmlformats.org/drawingml/2006/main">
-            <a:graphicData uri="http://schemas.openxmlformats.org/drawingml/2006/picture">
-              <pic:pic xmlns:pic="http://schemas.openxmlformats.org/drawingml/2006/picture">
-                <pic:nvPicPr>
-                  <pic:cNvPr id="0" name="image3.png"/>
-                  <pic:cNvPicPr preferRelativeResize="0"/>
-                </pic:nvPicPr>
-                <pic:blipFill>
-                  <a:blip r:embed="rId2">
-                    <a:alphaModFix amt="50000"/>
-                  </a:blip>
-                  <a:srcRect/>
-                  <a:stretch>
-                    <a:fillRect/>
-                  </a:stretch>
-                </pic:blipFill>
-                <pic:spPr>
-                  <a:xfrm>
-                    <a:off x="0" y="0"/>
-                    <a:ext cx="9401175" cy="4691063"/>
-                  </a:xfrm>
-                  <a:prstGeom prst="rect">
-                    <a:avLst/>
-                  </a:prstGeom>
-                  <a:ln/>
                 </pic:spPr>
               </pic:pic>
             </a:graphicData>
